--- a/doc/demo架构.docx
+++ b/doc/demo架构.docx
@@ -92,9 +92,13 @@
         <w:br/>
         <w:t>│  query_inventory_summary        │</w:t>
         <w:br/>
+        <w:t>│  query_category_detail          │</w:t>
+        <w:br/>
+        <w:t>│  fuzzy_search_item              │</w:t>
+        <w:br/>
         <w:t>│  query_low_stock_items          │</w:t>
         <w:br/>
-        <w:t>│  search_item                    │</w:t>
+        <w:t>│  get_item_by_code               │</w:t>
         <w:br/>
         <w:t>└────────────────┬────────────────┘</w:t>
         <w:br/>
@@ -104,11 +108,11 @@
         <w:br/>
         <w:t>┌─────────────────────────────────┐</w:t>
         <w:br/>
-        <w:t>│     MySQL erp_demo 数据库        │  ← 20条模拟钢厂库存数据</w:t>
+        <w:t>│     MySQL erp_demo 数据库        │  ← 62条模拟钢厂库存数据</w:t>
         <w:br/>
         <w:t>└─────────────────────────────────┘</w:t>
         <w:br/>
-        <w:t xml:space="preserve">                 │</w:t>
+        <w:t xml:space="preserve">                 │ 返回数据</w:t>
         <w:br/>
         <w:t xml:space="preserve">                 ▼</w:t>
         <w:br/>
@@ -144,9 +148,15 @@
         <w:br/>
         <w:t>├── setup_db.py           # 初始化 MySQL 测试数据</w:t>
         <w:br/>
+        <w:t>├── test_agent.py         # 非交互式功能测试脚本</w:t>
+        <w:br/>
         <w:t>├── doc/</w:t>
         <w:br/>
-        <w:t>│   └── demo架构.md</w:t>
+        <w:t>│   ├── demo架构.md</w:t>
+        <w:br/>
+        <w:t>│   ├── demo架构.docx</w:t>
+        <w:br/>
+        <w:t>│   └── gen_word.py</w:t>
         <w:br/>
         <w:t>└── skills/</w:t>
         <w:br/>
@@ -563,14 +573,6 @@
         <w:rPr>
           <w:sz w:val="22"/>
         </w:rPr>
-        <w:t>MCP 是什么？</w:t>
-      </w:r>
-    </w:p>
-    <w:p>
-      <w:r>
-        <w:rPr>
-          <w:sz w:val="22"/>
-        </w:rPr>
         <w:t>MCP（Model Context Protocol）是 Anthropic 制定的开放标准协议，专门解决：AI 模型如何以统一方式调用外部工具。</w:t>
       </w:r>
     </w:p>
@@ -595,35 +597,223 @@
         <w:rPr>
           <w:sz w:val="22"/>
         </w:rPr>
-        <w:t>Server 结构：</w:t>
+        <w:t>本 Demo 提供的5个工具：</w:t>
       </w:r>
     </w:p>
-    <w:p>
-      <w:pPr>
-        <w:ind w:left="567"/>
-      </w:pPr>
-      <w:r>
-        <w:rPr>
-          <w:rFonts w:ascii="Courier New" w:hAnsi="Courier New"/>
-          <w:color w:val="24292E"/>
-          <w:sz w:val="18"/>
-        </w:rPr>
-        <w:t>@app.list_tools()       # ← 告诉 Claude "我有哪些工具"</w:t>
-        <w:br/>
-        <w:t>async def list_tools():</w:t>
-        <w:br/>
-        <w:t xml:space="preserve">    return [工具A, 工具B, 工具C]</w:t>
-        <w:br/>
-        <w:br/>
-        <w:t>@app.call_tool()        # ← Claude 要调工具时，执行这里</w:t>
-        <w:br/>
-        <w:t>async def call_tool(name, arguments):</w:t>
-        <w:br/>
-        <w:t xml:space="preserve">    if name == "query_inventory_summary":</w:t>
-        <w:br/>
-        <w:t xml:space="preserve">        # 查 MySQL，返回结果</w:t>
-      </w:r>
-    </w:p>
+    <w:tbl>
+      <w:tblPr>
+        <w:tblStyle w:val="TableGrid"/>
+        <w:tblW w:type="auto" w:w="0"/>
+        <w:tblLook w:firstColumn="1" w:firstRow="1" w:lastColumn="0" w:lastRow="0" w:noHBand="0" w:noVBand="1" w:val="04A0"/>
+      </w:tblPr>
+      <w:tblGrid>
+        <w:gridCol w:w="2946"/>
+        <w:gridCol w:w="2946"/>
+        <w:gridCol w:w="2946"/>
+      </w:tblGrid>
+      <w:tr>
+        <w:tc>
+          <w:tcPr>
+            <w:tcW w:type="dxa" w:w="2946"/>
+          </w:tcPr>
+          <w:p>
+            <w:r>
+              <w:rPr>
+                <w:b/>
+              </w:rPr>
+              <w:t>工具名</w:t>
+            </w:r>
+          </w:p>
+        </w:tc>
+        <w:tc>
+          <w:tcPr>
+            <w:tcW w:type="dxa" w:w="2946"/>
+          </w:tcPr>
+          <w:p>
+            <w:r>
+              <w:rPr>
+                <w:b/>
+              </w:rPr>
+              <w:t>功能</w:t>
+            </w:r>
+          </w:p>
+        </w:tc>
+        <w:tc>
+          <w:tcPr>
+            <w:tcW w:type="dxa" w:w="2946"/>
+          </w:tcPr>
+          <w:p>
+            <w:r>
+              <w:rPr>
+                <w:b/>
+              </w:rPr>
+              <w:t>返回内容</w:t>
+            </w:r>
+          </w:p>
+        </w:tc>
+      </w:tr>
+      <w:tr>
+        <w:tc>
+          <w:tcPr>
+            <w:tcW w:type="dxa" w:w="2946"/>
+          </w:tcPr>
+          <w:p>
+            <w:r>
+              <w:t>query_inventory_summary</w:t>
+            </w:r>
+          </w:p>
+        </w:tc>
+        <w:tc>
+          <w:tcPr>
+            <w:tcW w:type="dxa" w:w="2946"/>
+          </w:tcPr>
+          <w:p>
+            <w:r>
+              <w:t>库存总览（聚合，永不返回明细）</w:t>
+            </w:r>
+          </w:p>
+        </w:tc>
+        <w:tc>
+          <w:tcPr>
+            <w:tcW w:type="dxa" w:w="2946"/>
+          </w:tcPr>
+          <w:p>
+            <w:r>
+              <w:t>各分类物料数、总量、低库存统计</w:t>
+            </w:r>
+          </w:p>
+        </w:tc>
+      </w:tr>
+      <w:tr>
+        <w:tc>
+          <w:tcPr>
+            <w:tcW w:type="dxa" w:w="2946"/>
+          </w:tcPr>
+          <w:p>
+            <w:r>
+              <w:t>query_category_detail</w:t>
+            </w:r>
+          </w:p>
+        </w:tc>
+        <w:tc>
+          <w:tcPr>
+            <w:tcW w:type="dxa" w:w="2946"/>
+          </w:tcPr>
+          <w:p>
+            <w:r>
+              <w:t>分类明细（分层下钻，带 limit）</w:t>
+            </w:r>
+          </w:p>
+        </w:tc>
+        <w:tc>
+          <w:tcPr>
+            <w:tcW w:type="dxa" w:w="2946"/>
+          </w:tcPr>
+          <w:p>
+            <w:r>
+              <w:t>指定分类物料列表，最多30条</w:t>
+            </w:r>
+          </w:p>
+        </w:tc>
+      </w:tr>
+      <w:tr>
+        <w:tc>
+          <w:tcPr>
+            <w:tcW w:type="dxa" w:w="2946"/>
+          </w:tcPr>
+          <w:p>
+            <w:r>
+              <w:t>fuzzy_search_item</w:t>
+            </w:r>
+          </w:p>
+        </w:tc>
+        <w:tc>
+          <w:tcPr>
+            <w:tcW w:type="dxa" w:w="2946"/>
+          </w:tcPr>
+          <w:p>
+            <w:r>
+              <w:t>多字段模糊搜索</w:t>
+            </w:r>
+          </w:p>
+        </w:tc>
+        <w:tc>
+          <w:tcPr>
+            <w:tcW w:type="dxa" w:w="2946"/>
+          </w:tcPr>
+          <w:p>
+            <w:r>
+              <w:t>同时搜索名称/俗称/规格/别名，最多8条候选</w:t>
+            </w:r>
+          </w:p>
+        </w:tc>
+      </w:tr>
+      <w:tr>
+        <w:tc>
+          <w:tcPr>
+            <w:tcW w:type="dxa" w:w="2946"/>
+          </w:tcPr>
+          <w:p>
+            <w:r>
+              <w:t>query_low_stock_items</w:t>
+            </w:r>
+          </w:p>
+        </w:tc>
+        <w:tc>
+          <w:tcPr>
+            <w:tcW w:type="dxa" w:w="2946"/>
+          </w:tcPr>
+          <w:p>
+            <w:r>
+              <w:t>低库存预警明细</w:t>
+            </w:r>
+          </w:p>
+        </w:tc>
+        <w:tc>
+          <w:tcPr>
+            <w:tcW w:type="dxa" w:w="2946"/>
+          </w:tcPr>
+          <w:p>
+            <w:r>
+              <w:t>低于安全库存的物料，按紧急程度排序</w:t>
+            </w:r>
+          </w:p>
+        </w:tc>
+      </w:tr>
+      <w:tr>
+        <w:tc>
+          <w:tcPr>
+            <w:tcW w:type="dxa" w:w="2946"/>
+          </w:tcPr>
+          <w:p>
+            <w:r>
+              <w:t>get_item_by_code</w:t>
+            </w:r>
+          </w:p>
+        </w:tc>
+        <w:tc>
+          <w:tcPr>
+            <w:tcW w:type="dxa" w:w="2946"/>
+          </w:tcPr>
+          <w:p>
+            <w:r>
+              <w:t>按编号精确查询</w:t>
+            </w:r>
+          </w:p>
+        </w:tc>
+        <w:tc>
+          <w:tcPr>
+            <w:tcW w:type="dxa" w:w="2946"/>
+          </w:tcPr>
+          <w:p>
+            <w:r>
+              <w:t>单条物料完整信息</w:t>
+            </w:r>
+          </w:p>
+        </w:tc>
+      </w:tr>
+    </w:tbl>
+    <w:p/>
     <w:p>
       <w:r>
         <w:rPr>
@@ -781,156 +971,6 @@
         <w:t>内网场景选 stdio：不需要开端口，不需要网络配置，直接跑。</w:t>
       </w:r>
     </w:p>
-    <w:tbl>
-      <w:tblPr>
-        <w:tblStyle w:val="TableGrid"/>
-        <w:tblW w:type="auto" w:w="0"/>
-        <w:tblLook w:firstColumn="1" w:firstRow="1" w:lastColumn="0" w:lastRow="0" w:noHBand="0" w:noVBand="1" w:val="04A0"/>
-      </w:tblPr>
-      <w:tblGrid>
-        <w:gridCol w:w="2946"/>
-        <w:gridCol w:w="2946"/>
-        <w:gridCol w:w="2946"/>
-      </w:tblGrid>
-      <w:tr>
-        <w:tc>
-          <w:tcPr>
-            <w:tcW w:type="dxa" w:w="2946"/>
-          </w:tcPr>
-          <w:p>
-            <w:r>
-              <w:rPr>
-                <w:b/>
-              </w:rPr>
-              <w:t>工具名</w:t>
-            </w:r>
-          </w:p>
-        </w:tc>
-        <w:tc>
-          <w:tcPr>
-            <w:tcW w:type="dxa" w:w="2946"/>
-          </w:tcPr>
-          <w:p>
-            <w:r>
-              <w:rPr>
-                <w:b/>
-              </w:rPr>
-              <w:t>功能</w:t>
-            </w:r>
-          </w:p>
-        </w:tc>
-        <w:tc>
-          <w:tcPr>
-            <w:tcW w:type="dxa" w:w="2946"/>
-          </w:tcPr>
-          <w:p>
-            <w:r>
-              <w:rPr>
-                <w:b/>
-              </w:rPr>
-              <w:t>返回内容</w:t>
-            </w:r>
-          </w:p>
-        </w:tc>
-      </w:tr>
-      <w:tr>
-        <w:tc>
-          <w:tcPr>
-            <w:tcW w:type="dxa" w:w="2946"/>
-          </w:tcPr>
-          <w:p>
-            <w:r>
-              <w:t>query_inventory_summary</w:t>
-            </w:r>
-          </w:p>
-        </w:tc>
-        <w:tc>
-          <w:tcPr>
-            <w:tcW w:type="dxa" w:w="2946"/>
-          </w:tcPr>
-          <w:p>
-            <w:r>
-              <w:t>库存总览</w:t>
-            </w:r>
-          </w:p>
-        </w:tc>
-        <w:tc>
-          <w:tcPr>
-            <w:tcW w:type="dxa" w:w="2946"/>
-          </w:tcPr>
-          <w:p>
-            <w:r>
-              <w:t>各分类数量 + 低库存统计</w:t>
-            </w:r>
-          </w:p>
-        </w:tc>
-      </w:tr>
-      <w:tr>
-        <w:tc>
-          <w:tcPr>
-            <w:tcW w:type="dxa" w:w="2946"/>
-          </w:tcPr>
-          <w:p>
-            <w:r>
-              <w:t>query_low_stock_items</w:t>
-            </w:r>
-          </w:p>
-        </w:tc>
-        <w:tc>
-          <w:tcPr>
-            <w:tcW w:type="dxa" w:w="2946"/>
-          </w:tcPr>
-          <w:p>
-            <w:r>
-              <w:t>低库存明细</w:t>
-            </w:r>
-          </w:p>
-        </w:tc>
-        <w:tc>
-          <w:tcPr>
-            <w:tcW w:type="dxa" w:w="2946"/>
-          </w:tcPr>
-          <w:p>
-            <w:r>
-              <w:t>低于安全库存的物料列表</w:t>
-            </w:r>
-          </w:p>
-        </w:tc>
-      </w:tr>
-      <w:tr>
-        <w:tc>
-          <w:tcPr>
-            <w:tcW w:type="dxa" w:w="2946"/>
-          </w:tcPr>
-          <w:p>
-            <w:r>
-              <w:t>search_item(keyword)</w:t>
-            </w:r>
-          </w:p>
-        </w:tc>
-        <w:tc>
-          <w:tcPr>
-            <w:tcW w:type="dxa" w:w="2946"/>
-          </w:tcPr>
-          <w:p>
-            <w:r>
-              <w:t>物料搜索</w:t>
-            </w:r>
-          </w:p>
-        </w:tc>
-        <w:tc>
-          <w:tcPr>
-            <w:tcW w:type="dxa" w:w="2946"/>
-          </w:tcPr>
-          <w:p>
-            <w:r>
-              <w:t>按名称/编号搜索结果</w:t>
-            </w:r>
-          </w:p>
-        </w:tc>
-      </w:tr>
-    </w:tbl>
-    <w:p/>
     <w:p>
       <w:pPr>
         <w:pStyle w:val="Heading2"/>
@@ -997,14 +1037,6 @@
         <w:t xml:space="preserve">        ▼</w:t>
         <w:br/>
         <w:t>⑤ 输出结构化分析报告</w:t>
-      </w:r>
-    </w:p>
-    <w:p>
-      <w:r>
-        <w:rPr>
-          <w:sz w:val="22"/>
-        </w:rPr>
-        <w:t>两个关键信号：</w:t>
       </w:r>
     </w:p>
     <w:tbl>
@@ -1130,33 +1162,6 @@
         <w:rPr>
           <w:sz w:val="22"/>
         </w:rPr>
-        <w:t>为什么需要循环？一次复杂问题可能需要多轮工具调用，Claude 自己决定调几次、调哪个：</w:t>
-      </w:r>
-    </w:p>
-    <w:p>
-      <w:pPr>
-        <w:ind w:left="567"/>
-      </w:pPr>
-      <w:r>
-        <w:rPr>
-          <w:rFonts w:ascii="Courier New" w:hAnsi="Courier New"/>
-          <w:color w:val="24292E"/>
-          <w:sz w:val="18"/>
-        </w:rPr>
-        <w:t>第1轮：调用 query_inventory_summary（看总体）</w:t>
-        <w:br/>
-        <w:t>第2轮：调用 query_low_stock_items（看明细）</w:t>
-        <w:br/>
-        <w:t>第3轮：调用 search_item("不锈钢")（看具体物料）</w:t>
-        <w:br/>
-        <w:t>第4轮：stop_reason = end_turn → 给出综合报告</w:t>
-      </w:r>
-    </w:p>
-    <w:p>
-      <w:r>
-        <w:rPr>
-          <w:sz w:val="22"/>
-        </w:rPr>
         <w:t>agent.py 只负责"执行工具并把结果还回去"，推理决策完全由 Claude 主导。</w:t>
       </w:r>
     </w:p>
@@ -1176,7 +1181,15 @@
         <w:rPr>
           <w:sz w:val="22"/>
         </w:rPr>
-        <w:t>数据库：erp_demo，表：inventory，模拟数据：20条，包含7条低库存预警物料</w:t>
+        <w:t>数据库：erp_demo，表：inventory</w:t>
+      </w:r>
+    </w:p>
+    <w:p>
+      <w:r>
+        <w:rPr>
+          <w:sz w:val="22"/>
+        </w:rPr>
+        <w:t>模拟数据：62条（原料16、辅料14、成品12、备件20），包含12条低库存预警物料</w:t>
       </w:r>
     </w:p>
     <w:tbl>
@@ -1290,7 +1303,103 @@
           </w:tcPr>
           <w:p>
             <w:r>
-              <w:t>物料名称</w:t>
+              <w:t>规范物料名称</w:t>
+            </w:r>
+          </w:p>
+        </w:tc>
+      </w:tr>
+      <w:tr>
+        <w:tc>
+          <w:tcPr>
+            <w:tcW w:type="dxa" w:w="2946"/>
+          </w:tcPr>
+          <w:p>
+            <w:r>
+              <w:t>short_desc</w:t>
+            </w:r>
+          </w:p>
+        </w:tc>
+        <w:tc>
+          <w:tcPr>
+            <w:tcW w:type="dxa" w:w="2946"/>
+          </w:tcPr>
+          <w:p>
+            <w:r>
+              <w:t>VARCHAR(100)</w:t>
+            </w:r>
+          </w:p>
+        </w:tc>
+        <w:tc>
+          <w:tcPr>
+            <w:tcW w:type="dxa" w:w="2946"/>
+          </w:tcPr>
+          <w:p>
+            <w:r>
+              <w:t>短描述/俗称（如"黄油"、"304板"）</w:t>
+            </w:r>
+          </w:p>
+        </w:tc>
+      </w:tr>
+      <w:tr>
+        <w:tc>
+          <w:tcPr>
+            <w:tcW w:type="dxa" w:w="2946"/>
+          </w:tcPr>
+          <w:p>
+            <w:r>
+              <w:t>spec_model</w:t>
+            </w:r>
+          </w:p>
+        </w:tc>
+        <w:tc>
+          <w:tcPr>
+            <w:tcW w:type="dxa" w:w="2946"/>
+          </w:tcPr>
+          <w:p>
+            <w:r>
+              <w:t>VARCHAR(50)</w:t>
+            </w:r>
+          </w:p>
+        </w:tc>
+        <w:tc>
+          <w:tcPr>
+            <w:tcW w:type="dxa" w:w="2946"/>
+          </w:tcPr>
+          <w:p>
+            <w:r>
+              <w:t>规格型号（如"304 2.0x1500mm"）</w:t>
+            </w:r>
+          </w:p>
+        </w:tc>
+      </w:tr>
+      <w:tr>
+        <w:tc>
+          <w:tcPr>
+            <w:tcW w:type="dxa" w:w="2946"/>
+          </w:tcPr>
+          <w:p>
+            <w:r>
+              <w:t>alias</w:t>
+            </w:r>
+          </w:p>
+        </w:tc>
+        <w:tc>
+          <w:tcPr>
+            <w:tcW w:type="dxa" w:w="2946"/>
+          </w:tcPr>
+          <w:p>
+            <w:r>
+              <w:t>VARCHAR(100)</w:t>
+            </w:r>
+          </w:p>
+        </w:tc>
+        <w:tc>
+          <w:tcPr>
+            <w:tcW w:type="dxa" w:w="2946"/>
+          </w:tcPr>
+          <w:p>
+            <w:r>
+              <w:t>别名，逗号分隔（如"304,不锈板,304不锈钢"）</w:t>
             </w:r>
           </w:p>
         </w:tc>
@@ -1483,11 +1592,16 @@
         <w:t>python3 setup_db.py</w:t>
         <w:br/>
         <w:br/>
-        <w:t># 启动 Agent（需配置 ANTHROPIC_API_KEY）</w:t>
+        <w:t># 交互式 Agent</w:t>
         <w:br/>
         <w:t>export ANTHROPIC_API_KEY="sk-ant-..."</w:t>
         <w:br/>
         <w:t>python3 agent.py</w:t>
+        <w:br/>
+        <w:br/>
+        <w:t># 非交互式功能测试（3项测试一键跑完）</w:t>
+        <w:br/>
+        <w:t>python3 test_agent.py</w:t>
       </w:r>
     </w:p>
     <w:p>
@@ -1503,7 +1617,7 @@
         <w:rPr>
           <w:sz w:val="22"/>
         </w:rPr>
-        <w:t xml:space="preserve">  · 查询当前库存状态，有哪些物料低于安全库存？</w:t>
+        <w:t xml:space="preserve">  · 库存整体情况怎么样？备件重点看</w:t>
       </w:r>
     </w:p>
     <w:p>
@@ -1511,7 +1625,7 @@
         <w:rPr>
           <w:sz w:val="22"/>
         </w:rPr>
-        <w:t xml:space="preserve">  · 原料仓情况怎么样</w:t>
+        <w:t xml:space="preserve">  · 304的库存情况怎么样</w:t>
       </w:r>
     </w:p>
     <w:p>
@@ -1519,7 +1633,15 @@
         <w:rPr>
           <w:sz w:val="22"/>
         </w:rPr>
-        <w:t xml:space="preserve">  · 搜索一下不锈钢</w:t>
+        <w:t xml:space="preserve">  · 黄油还有多少</w:t>
+      </w:r>
+    </w:p>
+    <w:p>
+      <w:r>
+        <w:rPr>
+          <w:sz w:val="22"/>
+        </w:rPr>
+        <w:t xml:space="preserve">  · 哪些东西快没了</w:t>
       </w:r>
     </w:p>
     <w:p>
@@ -1660,6 +1782,1901 @@
         </w:tc>
       </w:tr>
     </w:tbl>
+    <w:p/>
+    <w:p/>
+    <w:p>
+      <w:pPr>
+        <w:pStyle w:val="Heading1"/>
+      </w:pPr>
+      <w:r>
+        <w:rPr>
+          <w:color w:val="1F497D"/>
+        </w:rPr>
+        <w:t>七、对接真实系统的关键设计方法</w:t>
+      </w:r>
+    </w:p>
+    <w:p>
+      <w:r>
+        <w:rPr>
+          <w:sz w:val="22"/>
+        </w:rPr>
+        <w:t>本章基于对湛江钢铁 PSCS 系统《物料代码管理设计说明书》的分析，针对真实系统的两个核心挑战，提出可落地的方法论。</w:t>
+      </w:r>
+    </w:p>
+    <w:p>
+      <w:pPr>
+        <w:pStyle w:val="Heading2"/>
+      </w:pPr>
+      <w:r>
+        <w:rPr>
+          <w:color w:val="1F497D"/>
+        </w:rPr>
+        <w:t>7.1  用户含糊描述 → 准确定位物料</w:t>
+      </w:r>
+    </w:p>
+    <w:p>
+      <w:r>
+        <w:rPr>
+          <w:sz w:val="22"/>
+        </w:rPr>
+        <w:t>【问题背景】</w:t>
+      </w:r>
+    </w:p>
+    <w:p>
+      <w:r>
+        <w:rPr>
+          <w:sz w:val="22"/>
+        </w:rPr>
+        <w:t>真实 PSCS 系统的物料查询逻辑是物料代码完全匹配（CDM_ITEM_ID 精确查询）。但用户实际表达往往含糊，如："那个304的板"、"密封件"、"上次买的氮气"。</w:t>
+      </w:r>
+    </w:p>
+    <w:tbl>
+      <w:tblPr>
+        <w:tblStyle w:val="TableGrid"/>
+        <w:tblW w:type="auto" w:w="0"/>
+        <w:tblLook w:firstColumn="1" w:firstRow="1" w:lastColumn="0" w:lastRow="0" w:noHBand="0" w:noVBand="1" w:val="04A0"/>
+      </w:tblPr>
+      <w:tblGrid>
+        <w:gridCol w:w="2946"/>
+        <w:gridCol w:w="2946"/>
+        <w:gridCol w:w="2946"/>
+      </w:tblGrid>
+      <w:tr>
+        <w:tc>
+          <w:tcPr>
+            <w:tcW w:type="dxa" w:w="2946"/>
+          </w:tcPr>
+          <w:p>
+            <w:r>
+              <w:rPr>
+                <w:b/>
+              </w:rPr>
+              <w:t>字段</w:t>
+            </w:r>
+          </w:p>
+        </w:tc>
+        <w:tc>
+          <w:tcPr>
+            <w:tcW w:type="dxa" w:w="2946"/>
+          </w:tcPr>
+          <w:p>
+            <w:r>
+              <w:rPr>
+                <w:b/>
+              </w:rPr>
+              <w:t>列名</w:t>
+            </w:r>
+          </w:p>
+        </w:tc>
+        <w:tc>
+          <w:tcPr>
+            <w:tcW w:type="dxa" w:w="2946"/>
+          </w:tcPr>
+          <w:p>
+            <w:r>
+              <w:rPr>
+                <w:b/>
+              </w:rPr>
+              <w:t>长度</w:t>
+            </w:r>
+          </w:p>
+        </w:tc>
+      </w:tr>
+      <w:tr>
+        <w:tc>
+          <w:tcPr>
+            <w:tcW w:type="dxa" w:w="2946"/>
+          </w:tcPr>
+          <w:p>
+            <w:r>
+              <w:t>物料代码</w:t>
+            </w:r>
+          </w:p>
+        </w:tc>
+        <w:tc>
+          <w:tcPr>
+            <w:tcW w:type="dxa" w:w="2946"/>
+          </w:tcPr>
+          <w:p>
+            <w:r>
+              <w:t>CDM_ITEM_ID</w:t>
+            </w:r>
+          </w:p>
+        </w:tc>
+        <w:tc>
+          <w:tcPr>
+            <w:tcW w:type="dxa" w:w="2946"/>
+          </w:tcPr>
+          <w:p>
+            <w:r>
+              <w:t>20字符</w:t>
+            </w:r>
+          </w:p>
+        </w:tc>
+      </w:tr>
+      <w:tr>
+        <w:tc>
+          <w:tcPr>
+            <w:tcW w:type="dxa" w:w="2946"/>
+          </w:tcPr>
+          <w:p>
+            <w:r>
+              <w:t>长描述</w:t>
+            </w:r>
+          </w:p>
+        </w:tc>
+        <w:tc>
+          <w:tcPr>
+            <w:tcW w:type="dxa" w:w="2946"/>
+          </w:tcPr>
+          <w:p>
+            <w:r>
+              <w:t>CDM_DESCRIPTION</w:t>
+            </w:r>
+          </w:p>
+        </w:tc>
+        <w:tc>
+          <w:tcPr>
+            <w:tcW w:type="dxa" w:w="2946"/>
+          </w:tcPr>
+          <w:p>
+            <w:r>
+              <w:t>512字符</w:t>
+            </w:r>
+          </w:p>
+        </w:tc>
+      </w:tr>
+      <w:tr>
+        <w:tc>
+          <w:tcPr>
+            <w:tcW w:type="dxa" w:w="2946"/>
+          </w:tcPr>
+          <w:p>
+            <w:r>
+              <w:t>短描述</w:t>
+            </w:r>
+          </w:p>
+        </w:tc>
+        <w:tc>
+          <w:tcPr>
+            <w:tcW w:type="dxa" w:w="2946"/>
+          </w:tcPr>
+          <w:p>
+            <w:r>
+              <w:t>B_SHORT_DESCRIPTION</w:t>
+            </w:r>
+          </w:p>
+        </w:tc>
+        <w:tc>
+          <w:tcPr>
+            <w:tcW w:type="dxa" w:w="2946"/>
+          </w:tcPr>
+          <w:p>
+            <w:r>
+              <w:t>256字符</w:t>
+            </w:r>
+          </w:p>
+        </w:tc>
+      </w:tr>
+      <w:tr>
+        <w:tc>
+          <w:tcPr>
+            <w:tcW w:type="dxa" w:w="2946"/>
+          </w:tcPr>
+          <w:p>
+            <w:r>
+              <w:t>中文品名</w:t>
+            </w:r>
+          </w:p>
+        </w:tc>
+        <w:tc>
+          <w:tcPr>
+            <w:tcW w:type="dxa" w:w="2946"/>
+          </w:tcPr>
+          <w:p>
+            <w:r>
+              <w:t>B_CHINESE_PROD_NAME</w:t>
+            </w:r>
+          </w:p>
+        </w:tc>
+        <w:tc>
+          <w:tcPr>
+            <w:tcW w:type="dxa" w:w="2946"/>
+          </w:tcPr>
+          <w:p>
+            <w:r>
+              <w:t>512字符</w:t>
+            </w:r>
+          </w:p>
+        </w:tc>
+      </w:tr>
+      <w:tr>
+        <w:tc>
+          <w:tcPr>
+            <w:tcW w:type="dxa" w:w="2946"/>
+          </w:tcPr>
+          <w:p>
+            <w:r>
+              <w:t>型号规格</w:t>
+            </w:r>
+          </w:p>
+        </w:tc>
+        <w:tc>
+          <w:tcPr>
+            <w:tcW w:type="dxa" w:w="2946"/>
+          </w:tcPr>
+          <w:p>
+            <w:r>
+              <w:t>BS_MODEL</w:t>
+            </w:r>
+          </w:p>
+        </w:tc>
+        <w:tc>
+          <w:tcPr>
+            <w:tcW w:type="dxa" w:w="2946"/>
+          </w:tcPr>
+          <w:p>
+            <w:r>
+              <w:t>256字符</w:t>
+            </w:r>
+          </w:p>
+        </w:tc>
+      </w:tr>
+      <w:tr>
+        <w:tc>
+          <w:tcPr>
+            <w:tcW w:type="dxa" w:w="2946"/>
+          </w:tcPr>
+          <w:p>
+            <w:r>
+              <w:t>附加信息</w:t>
+            </w:r>
+          </w:p>
+        </w:tc>
+        <w:tc>
+          <w:tcPr>
+            <w:tcW w:type="dxa" w:w="2946"/>
+          </w:tcPr>
+          <w:p>
+            <w:r>
+              <w:t>BS_ADDITIONAL_INFORMATION</w:t>
+            </w:r>
+          </w:p>
+        </w:tc>
+        <w:tc>
+          <w:tcPr>
+            <w:tcW w:type="dxa" w:w="2946"/>
+          </w:tcPr>
+          <w:p>
+            <w:r>
+              <w:t>512字符</w:t>
+            </w:r>
+          </w:p>
+        </w:tc>
+      </w:tr>
+    </w:tbl>
+    <w:p/>
+    <w:p>
+      <w:r>
+        <w:rPr>
+          <w:sz w:val="22"/>
+        </w:rPr>
+        <w:t>【方法：意图结构化 → 多字段模糊检索 → 候选确认】</w:t>
+      </w:r>
+    </w:p>
+    <w:p>
+      <w:pPr>
+        <w:ind w:left="567"/>
+      </w:pPr>
+      <w:r>
+        <w:rPr>
+          <w:rFonts w:ascii="Courier New" w:hAnsi="Courier New"/>
+          <w:color w:val="24292E"/>
+          <w:sz w:val="18"/>
+        </w:rPr>
+        <w:t>步骤一：Claude 做意图解析（调用 MCP Tool 之前）</w:t>
+        <w:br/>
+        <w:t xml:space="preserve">         用户说"304不锈钢板"</w:t>
+        <w:br/>
+        <w:t xml:space="preserve">         Claude 拆解 → { 关键词: ["304","不锈钢","板"], 推断类型: 原料 }</w:t>
+        <w:br/>
+        <w:br/>
+        <w:t>步骤二：MCP Tool 做宽松多字段检索</w:t>
+        <w:br/>
+        <w:t xml:space="preserve">         SELECT * FROM CDM_INTERNAL_ITEM</w:t>
+        <w:br/>
+        <w:t xml:space="preserve">         WHERE B_SHORT_DESCRIPTION LIKE '%304%'</w:t>
+        <w:br/>
+        <w:t xml:space="preserve">            OR B_CHINESE_PROD_NAME LIKE '%不锈钢%'</w:t>
+        <w:br/>
+        <w:t xml:space="preserve">            OR BS_MODEL            LIKE '%304%'</w:t>
+        <w:br/>
+        <w:t xml:space="preserve">         LIMIT 10</w:t>
+        <w:br/>
+        <w:br/>
+        <w:t>步骤三：候选确认（Human-in-Loop）</w:t>
+        <w:br/>
+        <w:t xml:space="preserve">         ① RAW-004 不锈钢板304 (2mm×1500mm) — 原料仓B</w:t>
+        <w:br/>
+        <w:t xml:space="preserve">         ② RAW-011 不锈钢板304 (5mm×2000mm) — 原料仓C</w:t>
+        <w:br/>
+        <w:t xml:space="preserve">         ③ AUX-008 不锈钢衬板304 — 辅料仓</w:t>
+      </w:r>
+    </w:p>
+    <w:tbl>
+      <w:tblPr>
+        <w:tblStyle w:val="TableGrid"/>
+        <w:tblW w:type="auto" w:w="0"/>
+        <w:tblLook w:firstColumn="1" w:firstRow="1" w:lastColumn="0" w:lastRow="0" w:noHBand="0" w:noVBand="1" w:val="04A0"/>
+      </w:tblPr>
+      <w:tblGrid>
+        <w:gridCol w:w="4419"/>
+        <w:gridCol w:w="4419"/>
+      </w:tblGrid>
+      <w:tr>
+        <w:tc>
+          <w:tcPr>
+            <w:tcW w:type="dxa" w:w="4419"/>
+          </w:tcPr>
+          <w:p>
+            <w:r>
+              <w:rPr>
+                <w:b/>
+              </w:rPr>
+              <w:t>角色</w:t>
+            </w:r>
+          </w:p>
+        </w:tc>
+        <w:tc>
+          <w:tcPr>
+            <w:tcW w:type="dxa" w:w="4419"/>
+          </w:tcPr>
+          <w:p>
+            <w:r>
+              <w:rPr>
+                <w:b/>
+              </w:rPr>
+              <w:t>职责</w:t>
+            </w:r>
+          </w:p>
+        </w:tc>
+      </w:tr>
+      <w:tr>
+        <w:tc>
+          <w:tcPr>
+            <w:tcW w:type="dxa" w:w="4419"/>
+          </w:tcPr>
+          <w:p>
+            <w:r>
+              <w:t>Claude</w:t>
+            </w:r>
+          </w:p>
+        </w:tc>
+        <w:tc>
+          <w:tcPr>
+            <w:tcW w:type="dxa" w:w="4419"/>
+          </w:tcPr>
+          <w:p>
+            <w:r>
+              <w:t>语义理解，从自然语言中提取结构化查询条件</w:t>
+            </w:r>
+          </w:p>
+        </w:tc>
+      </w:tr>
+      <w:tr>
+        <w:tc>
+          <w:tcPr>
+            <w:tcW w:type="dxa" w:w="4419"/>
+          </w:tcPr>
+          <w:p>
+            <w:r>
+              <w:t>MCP Tool / SQL</w:t>
+            </w:r>
+          </w:p>
+        </w:tc>
+        <w:tc>
+          <w:tcPr>
+            <w:tcW w:type="dxa" w:w="4419"/>
+          </w:tcPr>
+          <w:p>
+            <w:r>
+              <w:t>宽松检索，返回候选集（不做最终判断）</w:t>
+            </w:r>
+          </w:p>
+        </w:tc>
+      </w:tr>
+      <w:tr>
+        <w:tc>
+          <w:tcPr>
+            <w:tcW w:type="dxa" w:w="4419"/>
+          </w:tcPr>
+          <w:p>
+            <w:r>
+              <w:t>用户</w:t>
+            </w:r>
+          </w:p>
+        </w:tc>
+        <w:tc>
+          <w:tcPr>
+            <w:tcW w:type="dxa" w:w="4419"/>
+          </w:tcPr>
+          <w:p>
+            <w:r>
+              <w:t>从候选中确认目标（Human-in-Loop 最小单元）</w:t>
+            </w:r>
+          </w:p>
+        </w:tc>
+      </w:tr>
+    </w:tbl>
+    <w:p/>
+    <w:p>
+      <w:pPr>
+        <w:pStyle w:val="Heading2"/>
+      </w:pPr>
+      <w:r>
+        <w:rPr>
+          <w:color w:val="1F497D"/>
+        </w:rPr>
+        <w:t>7.2  大量数据 → 与用户意图之间的平衡</w:t>
+      </w:r>
+    </w:p>
+    <w:p>
+      <w:r>
+        <w:rPr>
+          <w:sz w:val="22"/>
+        </w:rPr>
+        <w:t>【问题背景】</w:t>
+      </w:r>
+    </w:p>
+    <w:p>
+      <w:r>
+        <w:rPr>
+          <w:sz w:val="22"/>
+        </w:rPr>
+        <w:t>真实系统的库存表可能有数万条物料记录，直接查询会超出 LLM 上下文窗口，且用户不需要看原始行，只需要结论。核心问题是信息密度——用户真正需要什么层级的答案。</w:t>
+      </w:r>
+    </w:p>
+    <w:p>
+      <w:r>
+        <w:rPr>
+          <w:sz w:val="22"/>
+        </w:rPr>
+        <w:t>【方法：分层查询 + 摘要优先 + 按需下钻】</w:t>
+      </w:r>
+    </w:p>
+    <w:p>
+      <w:pPr>
+        <w:ind w:left="567"/>
+      </w:pPr>
+      <w:r>
+        <w:rPr>
+          <w:rFonts w:ascii="Courier New" w:hAnsi="Courier New"/>
+          <w:color w:val="24292E"/>
+          <w:sz w:val="18"/>
+        </w:rPr>
+        <w:t>第一层：聚合摘要（默认先返回这一层）</w:t>
+        <w:br/>
+        <w:t xml:space="preserve">         "共 12,847 条物料，原料 4,312 条、备件 2,156 条</w:t>
+        <w:br/>
+        <w:t xml:space="preserve">          低库存预警 47 项，原料类 23 项最多"</w:t>
+        <w:br/>
+        <w:br/>
+        <w:t>第二层：分类汇总（用户说"细化原料"）</w:t>
+        <w:br/>
+        <w:t xml:space="preserve">         "原料中：钢板类 89条、线材类 45条..."</w:t>
+        <w:br/>
+        <w:br/>
+        <w:t>第三层：具体明细（用户说"看钢板类低库存"）</w:t>
+        <w:br/>
+        <w:t xml:space="preserve">         "返回前15条，按库存占比升序..."</w:t>
+        <w:br/>
+        <w:br/>
+        <w:t>第四层：单条精确（用户给出物料代码）</w:t>
+        <w:br/>
+        <w:t xml:space="preserve">         "RAW-004 不锈钢板304 详细信息..." </w:t>
+      </w:r>
+    </w:p>
+    <w:tbl>
+      <w:tblPr>
+        <w:tblStyle w:val="TableGrid"/>
+        <w:tblW w:type="auto" w:w="0"/>
+        <w:tblLook w:firstColumn="1" w:firstRow="1" w:lastColumn="0" w:lastRow="0" w:noHBand="0" w:noVBand="1" w:val="04A0"/>
+      </w:tblPr>
+      <w:tblGrid>
+        <w:gridCol w:w="4419"/>
+        <w:gridCol w:w="4419"/>
+      </w:tblGrid>
+      <w:tr>
+        <w:tc>
+          <w:tcPr>
+            <w:tcW w:type="dxa" w:w="4419"/>
+          </w:tcPr>
+          <w:p>
+            <w:r>
+              <w:rPr>
+                <w:b/>
+              </w:rPr>
+              <w:t>原则</w:t>
+            </w:r>
+          </w:p>
+        </w:tc>
+        <w:tc>
+          <w:tcPr>
+            <w:tcW w:type="dxa" w:w="4419"/>
+          </w:tcPr>
+          <w:p>
+            <w:r>
+              <w:rPr>
+                <w:b/>
+              </w:rPr>
+              <w:t>说明</w:t>
+            </w:r>
+          </w:p>
+        </w:tc>
+      </w:tr>
+      <w:tr>
+        <w:tc>
+          <w:tcPr>
+            <w:tcW w:type="dxa" w:w="4419"/>
+          </w:tcPr>
+          <w:p>
+            <w:r>
+              <w:t>摘要优先</w:t>
+            </w:r>
+          </w:p>
+        </w:tc>
+        <w:tc>
+          <w:tcPr>
+            <w:tcW w:type="dxa" w:w="4419"/>
+          </w:tcPr>
+          <w:p>
+            <w:r>
+              <w:t>第一个工具永远只返回聚合，不返回明细行</w:t>
+            </w:r>
+          </w:p>
+        </w:tc>
+      </w:tr>
+      <w:tr>
+        <w:tc>
+          <w:tcPr>
+            <w:tcW w:type="dxa" w:w="4419"/>
+          </w:tcPr>
+          <w:p>
+            <w:r>
+              <w:t>limit 由 Claude 控制</w:t>
+            </w:r>
+          </w:p>
+        </w:tc>
+        <w:tc>
+          <w:tcPr>
+            <w:tcW w:type="dxa" w:w="4419"/>
+          </w:tcPr>
+          <w:p>
+            <w:r>
+              <w:t>明细工具带 limit 参数，Claude 根据用户意图自行设定</w:t>
+            </w:r>
+          </w:p>
+        </w:tc>
+      </w:tr>
+      <w:tr>
+        <w:tc>
+          <w:tcPr>
+            <w:tcW w:type="dxa" w:w="4419"/>
+          </w:tcPr>
+          <w:p>
+            <w:r>
+              <w:t>SQL 做聚合，AI 做推理</w:t>
+            </w:r>
+          </w:p>
+        </w:tc>
+        <w:tc>
+          <w:tcPr>
+            <w:tcW w:type="dxa" w:w="4419"/>
+          </w:tcPr>
+          <w:p>
+            <w:r>
+              <w:t>数量统计在 SQL 层完成，AI 只做解释和建议</w:t>
+            </w:r>
+          </w:p>
+        </w:tc>
+      </w:tr>
+      <w:tr>
+        <w:tc>
+          <w:tcPr>
+            <w:tcW w:type="dxa" w:w="4419"/>
+          </w:tcPr>
+          <w:p>
+            <w:r>
+              <w:t>分层不分页</w:t>
+            </w:r>
+          </w:p>
+        </w:tc>
+        <w:tc>
+          <w:tcPr>
+            <w:tcW w:type="dxa" w:w="4419"/>
+          </w:tcPr>
+          <w:p>
+            <w:r>
+              <w:t>按业务语义逐层下钻，由对话驱动，而非技术分页</w:t>
+            </w:r>
+          </w:p>
+        </w:tc>
+      </w:tr>
+    </w:tbl>
+    <w:p/>
+    <w:p>
+      <w:pPr>
+        <w:pStyle w:val="Heading2"/>
+      </w:pPr>
+      <w:r>
+        <w:rPr>
+          <w:color w:val="1F497D"/>
+        </w:rPr>
+        <w:t>7.3  两个方法的共同底座：MCP Tool 的粒度设计</w:t>
+      </w:r>
+    </w:p>
+    <w:p>
+      <w:pPr>
+        <w:ind w:left="567"/>
+      </w:pPr>
+      <w:r>
+        <w:rPr>
+          <w:rFonts w:ascii="Courier New" w:hAnsi="Courier New"/>
+          <w:color w:val="24292E"/>
+          <w:sz w:val="18"/>
+        </w:rPr>
+        <w:t>粒度太粗（一个工具返回所有数据）→ 上下文爆炸，AI 无法处理</w:t>
+        <w:br/>
+        <w:t>粒度太细（每个字段一个工具）   → 调用链过长，延迟高，逻辑碎片化</w:t>
+        <w:br/>
+        <w:t>正确粒度 = 业务语义对齐：一个工具对应一个业务动作，返回量由 SQL 层控制</w:t>
+      </w:r>
+    </w:p>
+    <w:p>
+      <w:r>
+        <w:rPr>
+          <w:sz w:val="22"/>
+        </w:rPr>
+        <w:t>在从 Demo 迁移到真实 PSCS 系统时，工具粒度设计是最值得前期投入时间的环节。</w:t>
+      </w:r>
+    </w:p>
+    <w:p/>
+    <w:p>
+      <w:pPr>
+        <w:pStyle w:val="Heading1"/>
+      </w:pPr>
+      <w:r>
+        <w:rPr>
+          <w:color w:val="1F497D"/>
+        </w:rPr>
+        <w:t>八、测试验证记录</w:t>
+      </w:r>
+    </w:p>
+    <w:p>
+      <w:r>
+        <w:rPr>
+          <w:sz w:val="22"/>
+        </w:rPr>
+        <w:t>测试日期：2026-04-10    测试环境：MySQL erp_demo（62条）+ Claude Sonnet 4.6 + MCP stdio</w:t>
+      </w:r>
+    </w:p>
+    <w:p>
+      <w:pPr>
+        <w:pStyle w:val="Heading2"/>
+      </w:pPr>
+      <w:r>
+        <w:rPr>
+          <w:color w:val="1F497D"/>
+        </w:rPr>
+        <w:t>测试1：大数据分层查询  ✅</w:t>
+      </w:r>
+    </w:p>
+    <w:p>
+      <w:r>
+        <w:rPr>
+          <w:sz w:val="22"/>
+        </w:rPr>
+        <w:t>输入语句：「库存整体情况，备件重点看」</w:t>
+      </w:r>
+    </w:p>
+    <w:p>
+      <w:r>
+        <w:rPr>
+          <w:sz w:val="22"/>
+        </w:rPr>
+        <w:t>预期行为：第1轮调 query_inventory_summary 获取4行总览；第2轮调 query_category_detail(备件, limit=15) 显示15条，提示还有5条。</w:t>
+      </w:r>
+    </w:p>
+    <w:p>
+      <w:pPr>
+        <w:ind w:left="567"/>
+      </w:pPr>
+      <w:r>
+        <w:rPr>
+          <w:rFonts w:ascii="Courier New" w:hAnsi="Courier New"/>
+          <w:color w:val="24292E"/>
+          <w:sz w:val="18"/>
+        </w:rPr>
+        <w:t>[SKILL] 命中技能：inventory-analysis</w:t>
+        <w:br/>
+        <w:br/>
+        <w:t>第1轮工具调用（同一推理轮内连续调用两个工具）：</w:t>
+        <w:br/>
+        <w:t xml:space="preserve">  ① query_inventory_summary（无参数）</w:t>
+        <w:br/>
+        <w:t xml:space="preserve">     返回：共62种物料，12项低于安全库存</w:t>
+        <w:br/>
+        <w:t xml:space="preserve">           辅料：14种  ⚠️4项低库存</w:t>
+        <w:br/>
+        <w:t xml:space="preserve">           原料：16种  ⚠️3项低库存</w:t>
+        <w:br/>
+        <w:t xml:space="preserve">           成品：12种  ⚠️3项低库存</w:t>
+        <w:br/>
+        <w:t xml:space="preserve">           备件：20种  ⚠️2项低库存</w:t>
+        <w:br/>
+        <w:br/>
+        <w:t xml:space="preserve">  ② query_category_detail(category=备件, limit=15)</w:t>
+        <w:br/>
+        <w:t xml:space="preserve">     返回：共20条，显示前15条（按库存紧急程度升序）</w:t>
+        <w:br/>
+        <w:t xml:space="preserve">           SPA-002 液压缸密封件  ⚠️60%</w:t>
+        <w:br/>
+        <w:t xml:space="preserve">           SPA-004 PLC模块S7-300 ⚠️67%</w:t>
+        <w:br/>
+        <w:t xml:space="preserve">           ... 共15条 ...</w:t>
+        <w:br/>
+        <w:t xml:space="preserve">           ─ 还有5条未显示，可继续缩小范围或指定物料编号查询 ─</w:t>
+      </w:r>
+    </w:p>
+    <w:p>
+      <w:r>
+        <w:rPr>
+          <w:sz w:val="22"/>
+        </w:rPr>
+        <w:t>关键观察：</w:t>
+      </w:r>
+    </w:p>
+    <w:p>
+      <w:r>
+        <w:rPr>
+          <w:sz w:val="22"/>
+        </w:rPr>
+        <w:t>· Claude 在同一推理轮内连续调用了 summary 和 category_detail，未等待用户确认（用户意图已明确）</w:t>
+      </w:r>
+    </w:p>
+    <w:p>
+      <w:r>
+        <w:rPr>
+          <w:sz w:val="22"/>
+        </w:rPr>
+        <w:t>· limit=15 由 Claude 自主设定，与工具默认值一致</w:t>
+      </w:r>
+    </w:p>
+    <w:p>
+      <w:r>
+        <w:rPr>
+          <w:sz w:val="22"/>
+        </w:rPr>
+        <w:t>· 分层下钻逻辑完全按 SKILL.md 策略三执行</w:t>
+      </w:r>
+    </w:p>
+    <w:p>
+      <w:pPr>
+        <w:pStyle w:val="Heading2"/>
+      </w:pPr>
+      <w:r>
+        <w:rPr>
+          <w:color w:val="1F497D"/>
+        </w:rPr>
+        <w:t>测试2：模糊描述：数字型关键词  ✅</w:t>
+      </w:r>
+    </w:p>
+    <w:p>
+      <w:r>
+        <w:rPr>
+          <w:sz w:val="22"/>
+        </w:rPr>
+        <w:t>输入语句A：「304的库存情况怎么样」    输入语句B：「304」（裸数字）</w:t>
+      </w:r>
+    </w:p>
+    <w:p>
+      <w:pPr>
+        <w:ind w:left="567"/>
+      </w:pPr>
+      <w:r>
+        <w:rPr>
+          <w:rFonts w:ascii="Courier New" w:hAnsi="Courier New"/>
+          <w:color w:val="24292E"/>
+          <w:sz w:val="18"/>
+        </w:rPr>
+        <w:t>输入A：</w:t>
+        <w:br/>
+        <w:t>[SKILL] 命中技能：inventory-analysis</w:t>
+        <w:br/>
+        <w:t xml:space="preserve">  fuzzy_search_item(keyword='304')</w:t>
+        <w:br/>
+        <w:t xml:space="preserve">  → RAW-004 不锈钢板304  [304 2.0×1500mm]  ⚠️低库存  命中:名称</w:t>
+        <w:br/>
+        <w:t xml:space="preserve">  Agent：展示候选表格，要求用户确认</w:t>
+        <w:br/>
+        <w:br/>
+        <w:t>输入B（裸数字）：</w:t>
+        <w:br/>
+        <w:t>[SKILL] 未命中任何技能 → 退到通用模式</w:t>
+        <w:br/>
+        <w:t xml:space="preserve">  fuzzy_search_item(keyword='304')   ← 模型凭工具描述自主判断</w:t>
+        <w:br/>
+        <w:t xml:space="preserve">  → RAW-004 不锈钢板304  ⚠️低库存</w:t>
+        <w:br/>
+        <w:t xml:space="preserve">  Agent：直接输出汇总表格，未要求确认</w:t>
+      </w:r>
+    </w:p>
+    <w:tbl>
+      <w:tblPr>
+        <w:tblStyle w:val="TableGrid"/>
+        <w:tblW w:type="auto" w:w="0"/>
+        <w:tblLook w:firstColumn="1" w:firstRow="1" w:lastColumn="0" w:lastRow="0" w:noHBand="0" w:noVBand="1" w:val="04A0"/>
+      </w:tblPr>
+      <w:tblGrid>
+        <w:gridCol w:w="2946"/>
+        <w:gridCol w:w="2946"/>
+        <w:gridCol w:w="2946"/>
+      </w:tblGrid>
+      <w:tr>
+        <w:tc>
+          <w:tcPr>
+            <w:tcW w:type="dxa" w:w="2946"/>
+          </w:tcPr>
+          <w:p>
+            <w:r>
+              <w:rPr>
+                <w:b/>
+              </w:rPr>
+              <w:t>维度</w:t>
+            </w:r>
+          </w:p>
+        </w:tc>
+        <w:tc>
+          <w:tcPr>
+            <w:tcW w:type="dxa" w:w="2946"/>
+          </w:tcPr>
+          <w:p>
+            <w:r>
+              <w:rPr>
+                <w:b/>
+              </w:rPr>
+              <w:t>输入A「304的库存情况」</w:t>
+            </w:r>
+          </w:p>
+        </w:tc>
+        <w:tc>
+          <w:tcPr>
+            <w:tcW w:type="dxa" w:w="2946"/>
+          </w:tcPr>
+          <w:p>
+            <w:r>
+              <w:rPr>
+                <w:b/>
+              </w:rPr>
+              <w:t>输入B「304」</w:t>
+            </w:r>
+          </w:p>
+        </w:tc>
+      </w:tr>
+      <w:tr>
+        <w:tc>
+          <w:tcPr>
+            <w:tcW w:type="dxa" w:w="2946"/>
+          </w:tcPr>
+          <w:p>
+            <w:r>
+              <w:t>SKILL 命中</w:t>
+            </w:r>
+          </w:p>
+        </w:tc>
+        <w:tc>
+          <w:tcPr>
+            <w:tcW w:type="dxa" w:w="2946"/>
+          </w:tcPr>
+          <w:p>
+            <w:r>
+              <w:t>inventory-analysis ✓</w:t>
+            </w:r>
+          </w:p>
+        </w:tc>
+        <w:tc>
+          <w:tcPr>
+            <w:tcW w:type="dxa" w:w="2946"/>
+          </w:tcPr>
+          <w:p>
+            <w:r>
+              <w:t>未命中，通用模式</w:t>
+            </w:r>
+          </w:p>
+        </w:tc>
+      </w:tr>
+      <w:tr>
+        <w:tc>
+          <w:tcPr>
+            <w:tcW w:type="dxa" w:w="2946"/>
+          </w:tcPr>
+          <w:p>
+            <w:r>
+              <w:t>工具调用</w:t>
+            </w:r>
+          </w:p>
+        </w:tc>
+        <w:tc>
+          <w:tcPr>
+            <w:tcW w:type="dxa" w:w="2946"/>
+          </w:tcPr>
+          <w:p>
+            <w:r>
+              <w:t>fuzzy_search_item('304')</w:t>
+            </w:r>
+          </w:p>
+        </w:tc>
+        <w:tc>
+          <w:tcPr>
+            <w:tcW w:type="dxa" w:w="2946"/>
+          </w:tcPr>
+          <w:p>
+            <w:r>
+              <w:t>fuzzy_search_item('304')</w:t>
+            </w:r>
+          </w:p>
+        </w:tc>
+      </w:tr>
+      <w:tr>
+        <w:tc>
+          <w:tcPr>
+            <w:tcW w:type="dxa" w:w="2946"/>
+          </w:tcPr>
+          <w:p>
+            <w:r>
+              <w:t>物料命中</w:t>
+            </w:r>
+          </w:p>
+        </w:tc>
+        <w:tc>
+          <w:tcPr>
+            <w:tcW w:type="dxa" w:w="2946"/>
+          </w:tcPr>
+          <w:p>
+            <w:r>
+              <w:t>RAW-004 ✓</w:t>
+            </w:r>
+          </w:p>
+        </w:tc>
+        <w:tc>
+          <w:tcPr>
+            <w:tcW w:type="dxa" w:w="2946"/>
+          </w:tcPr>
+          <w:p>
+            <w:r>
+              <w:t>RAW-004 ✓</w:t>
+            </w:r>
+          </w:p>
+        </w:tc>
+      </w:tr>
+      <w:tr>
+        <w:tc>
+          <w:tcPr>
+            <w:tcW w:type="dxa" w:w="2946"/>
+          </w:tcPr>
+          <w:p>
+            <w:r>
+              <w:t>回答风格</w:t>
+            </w:r>
+          </w:p>
+        </w:tc>
+        <w:tc>
+          <w:tcPr>
+            <w:tcW w:type="dxa" w:w="2946"/>
+          </w:tcPr>
+          <w:p>
+            <w:r>
+              <w:t>严格候选确认，要求用户确认</w:t>
+            </w:r>
+          </w:p>
+        </w:tc>
+        <w:tc>
+          <w:tcPr>
+            <w:tcW w:type="dxa" w:w="2946"/>
+          </w:tcPr>
+          <w:p>
+            <w:r>
+              <w:t>直接给出结论，语气更主动</w:t>
+            </w:r>
+          </w:p>
+        </w:tc>
+      </w:tr>
+    </w:tbl>
+    <w:p/>
+    <w:p>
+      <w:r>
+        <w:rPr>
+          <w:sz w:val="22"/>
+        </w:rPr>
+        <w:t>关键观察：SKILL.md 指令对 Agent 行为有实质约束——有技能时克制候选确认，无技能时自由发挥。两种模式均能找到正确物料，但 SKILL 模式更符合生产环境的 Human-in-Loop 要求。</w:t>
+      </w:r>
+    </w:p>
+    <w:p>
+      <w:pPr>
+        <w:pStyle w:val="Heading2"/>
+      </w:pPr>
+      <w:r>
+        <w:rPr>
+          <w:color w:val="1F497D"/>
+        </w:rPr>
+        <w:t>测试3：模糊描述：别名/口语  ✅</w:t>
+      </w:r>
+    </w:p>
+    <w:p>
+      <w:r>
+        <w:rPr>
+          <w:sz w:val="22"/>
+        </w:rPr>
+        <w:t>输入语句：「黄油还有多少」</w:t>
+      </w:r>
+    </w:p>
+    <w:p>
+      <w:pPr>
+        <w:ind w:left="567"/>
+      </w:pPr>
+      <w:r>
+        <w:rPr>
+          <w:rFonts w:ascii="Courier New" w:hAnsi="Courier New"/>
+          <w:color w:val="24292E"/>
+          <w:sz w:val="18"/>
+        </w:rPr>
+        <w:t>[SKILL] 命中技能：inventory-analysis</w:t>
+        <w:br/>
+        <w:t xml:space="preserve">        （"多少"被理解为库存查询意图，语义路由正确）</w:t>
+        <w:br/>
+        <w:br/>
+        <w:t>第1轮工具调用：</w:t>
+        <w:br/>
+        <w:t xml:space="preserve">  fuzzy_search_item(keyword='黄油')</w:t>
+        <w:br/>
+        <w:t xml:space="preserve">  → SPA-020  润滑脂3#锂基脂  [3# 锂基脂 15kg]  备件库</w:t>
+        <w:br/>
+        <w:t xml:space="preserve">    库存:20.00桶  ✓正常  命中:俗称(黄油)   ← short_desc 字段命中</w:t>
+        <w:br/>
+        <w:br/>
+        <w:t>Agent回答：</w:t>
+        <w:br/>
+        <w:t xml:space="preserve">  · 库存20桶，状态正常</w:t>
+        <w:br/>
+        <w:t xml:space="preserve">  · 自动标注「该物料俗称"黄油"，即3#锂基润滑脂」，口语与规范名对应清晰</w:t>
+      </w:r>
+    </w:p>
+    <w:p>
+      <w:r>
+        <w:rPr>
+          <w:sz w:val="22"/>
+        </w:rPr>
+        <w:t>关键观察：</w:t>
+      </w:r>
+    </w:p>
+    <w:p>
+      <w:r>
+        <w:rPr>
+          <w:sz w:val="22"/>
+        </w:rPr>
+        <w:t>· 「黄油」存储于 short_desc 字段，fuzzy_search_item 同时搜索四字段确保口语别名不遗漏</w:t>
+      </w:r>
+    </w:p>
+    <w:p>
+      <w:r>
+        <w:rPr>
+          <w:sz w:val="22"/>
+        </w:rPr>
+        <w:t>· Agent 主动披露口语→规范名的映射关系，用户无需知道系统内的标准名称</w:t>
+      </w:r>
+    </w:p>
+    <w:p>
+      <w:pPr>
+        <w:pStyle w:val="Heading2"/>
+      </w:pPr>
+      <w:r>
+        <w:rPr>
+          <w:color w:val="1F497D"/>
+        </w:rPr>
+        <w:t>三项测试的实现依赖说明</w:t>
+      </w:r>
+    </w:p>
+    <w:p>
+      <w:r>
+        <w:rPr>
+          <w:sz w:val="22"/>
+        </w:rPr>
+        <w:t>每项测试能够跑通，依赖以下具体的代码和数据配置，缺一不可。</w:t>
+      </w:r>
+    </w:p>
+    <w:p>
+      <w:r>
+        <w:rPr>
+          <w:sz w:val="22"/>
+        </w:rPr>
+        <w:t>【测试1 — 大数据分层查询】</w:t>
+      </w:r>
+    </w:p>
+    <w:tbl>
+      <w:tblPr>
+        <w:tblStyle w:val="TableGrid"/>
+        <w:tblW w:type="auto" w:w="0"/>
+        <w:tblLook w:firstColumn="1" w:firstRow="1" w:lastColumn="0" w:lastRow="0" w:noHBand="0" w:noVBand="1" w:val="04A0"/>
+      </w:tblPr>
+      <w:tblGrid>
+        <w:gridCol w:w="2946"/>
+        <w:gridCol w:w="2946"/>
+        <w:gridCol w:w="2946"/>
+      </w:tblGrid>
+      <w:tr>
+        <w:tc>
+          <w:tcPr>
+            <w:tcW w:type="dxa" w:w="2946"/>
+          </w:tcPr>
+          <w:p>
+            <w:r>
+              <w:rPr>
+                <w:b/>
+              </w:rPr>
+              <w:t>层</w:t>
+            </w:r>
+          </w:p>
+        </w:tc>
+        <w:tc>
+          <w:tcPr>
+            <w:tcW w:type="dxa" w:w="2946"/>
+          </w:tcPr>
+          <w:p>
+            <w:r>
+              <w:rPr>
+                <w:b/>
+              </w:rPr>
+              <w:t>文件</w:t>
+            </w:r>
+          </w:p>
+        </w:tc>
+        <w:tc>
+          <w:tcPr>
+            <w:tcW w:type="dxa" w:w="2946"/>
+          </w:tcPr>
+          <w:p>
+            <w:r>
+              <w:rPr>
+                <w:b/>
+              </w:rPr>
+              <w:t>具体内容</w:t>
+            </w:r>
+          </w:p>
+        </w:tc>
+      </w:tr>
+      <w:tr>
+        <w:tc>
+          <w:tcPr>
+            <w:tcW w:type="dxa" w:w="2946"/>
+          </w:tcPr>
+          <w:p>
+            <w:r>
+              <w:t>工具层</w:t>
+            </w:r>
+          </w:p>
+        </w:tc>
+        <w:tc>
+          <w:tcPr>
+            <w:tcW w:type="dxa" w:w="2946"/>
+          </w:tcPr>
+          <w:p>
+            <w:r>
+              <w:t>mcp_server.py</w:t>
+            </w:r>
+          </w:p>
+        </w:tc>
+        <w:tc>
+          <w:tcPr>
+            <w:tcW w:type="dxa" w:w="2946"/>
+          </w:tcPr>
+          <w:p>
+            <w:r>
+              <w:t>query_inventory_summary：SQL使用 GROUP BY 聚合，永不返回明细行</w:t>
+            </w:r>
+          </w:p>
+        </w:tc>
+      </w:tr>
+      <w:tr>
+        <w:tc>
+          <w:tcPr>
+            <w:tcW w:type="dxa" w:w="2946"/>
+          </w:tcPr>
+          <w:p>
+            <w:r>
+              <w:t>工具层</w:t>
+            </w:r>
+          </w:p>
+        </w:tc>
+        <w:tc>
+          <w:tcPr>
+            <w:tcW w:type="dxa" w:w="2946"/>
+          </w:tcPr>
+          <w:p>
+            <w:r>
+              <w:t>mcp_server.py</w:t>
+            </w:r>
+          </w:p>
+        </w:tc>
+        <w:tc>
+          <w:tcPr>
+            <w:tcW w:type="dxa" w:w="2946"/>
+          </w:tcPr>
+          <w:p>
+            <w:r>
+              <w:t>query_category_detail：带 limit 参数（默认15，最大30），按 quantity/safety_stock 升序排列，末尾附"还有N条未显示"提示</w:t>
+            </w:r>
+          </w:p>
+        </w:tc>
+      </w:tr>
+      <w:tr>
+        <w:tc>
+          <w:tcPr>
+            <w:tcW w:type="dxa" w:w="2946"/>
+          </w:tcPr>
+          <w:p>
+            <w:r>
+              <w:t>技能层</w:t>
+            </w:r>
+          </w:p>
+        </w:tc>
+        <w:tc>
+          <w:tcPr>
+            <w:tcW w:type="dxa" w:w="2946"/>
+          </w:tcPr>
+          <w:p>
+            <w:r>
+              <w:t>skills/inventory_analysis/SKILL.md</w:t>
+            </w:r>
+          </w:p>
+        </w:tc>
+        <w:tc>
+          <w:tcPr>
+            <w:tcW w:type="dxa" w:w="2946"/>
+          </w:tcPr>
+          <w:p>
+            <w:r>
+              <w:t>策略三：先调 summary，用户追问再调 category_detail，禁止一次倒出所有数据</w:t>
+            </w:r>
+          </w:p>
+        </w:tc>
+      </w:tr>
+    </w:tbl>
+    <w:p/>
+    <w:p>
+      <w:r>
+        <w:rPr>
+          <w:sz w:val="22"/>
+        </w:rPr>
+        <w:t>【测试2 — 模糊描述：数字型关键词】</w:t>
+      </w:r>
+    </w:p>
+    <w:tbl>
+      <w:tblPr>
+        <w:tblStyle w:val="TableGrid"/>
+        <w:tblW w:type="auto" w:w="0"/>
+        <w:tblLook w:firstColumn="1" w:firstRow="1" w:lastColumn="0" w:lastRow="0" w:noHBand="0" w:noVBand="1" w:val="04A0"/>
+      </w:tblPr>
+      <w:tblGrid>
+        <w:gridCol w:w="2946"/>
+        <w:gridCol w:w="2946"/>
+        <w:gridCol w:w="2946"/>
+      </w:tblGrid>
+      <w:tr>
+        <w:tc>
+          <w:tcPr>
+            <w:tcW w:type="dxa" w:w="2946"/>
+          </w:tcPr>
+          <w:p>
+            <w:r>
+              <w:rPr>
+                <w:b/>
+              </w:rPr>
+              <w:t>层</w:t>
+            </w:r>
+          </w:p>
+        </w:tc>
+        <w:tc>
+          <w:tcPr>
+            <w:tcW w:type="dxa" w:w="2946"/>
+          </w:tcPr>
+          <w:p>
+            <w:r>
+              <w:rPr>
+                <w:b/>
+              </w:rPr>
+              <w:t>文件</w:t>
+            </w:r>
+          </w:p>
+        </w:tc>
+        <w:tc>
+          <w:tcPr>
+            <w:tcW w:type="dxa" w:w="2946"/>
+          </w:tcPr>
+          <w:p>
+            <w:r>
+              <w:rPr>
+                <w:b/>
+              </w:rPr>
+              <w:t>具体内容</w:t>
+            </w:r>
+          </w:p>
+        </w:tc>
+      </w:tr>
+      <w:tr>
+        <w:tc>
+          <w:tcPr>
+            <w:tcW w:type="dxa" w:w="2946"/>
+          </w:tcPr>
+          <w:p>
+            <w:r>
+              <w:t>工具层</w:t>
+            </w:r>
+          </w:p>
+        </w:tc>
+        <w:tc>
+          <w:tcPr>
+            <w:tcW w:type="dxa" w:w="2946"/>
+          </w:tcPr>
+          <w:p>
+            <w:r>
+              <w:t>mcp_server.py</w:t>
+            </w:r>
+          </w:p>
+        </w:tc>
+        <w:tc>
+          <w:tcPr>
+            <w:tcW w:type="dxa" w:w="2946"/>
+          </w:tcPr>
+          <w:p>
+            <w:r>
+              <w:t>fuzzy_search_item：同时对 item_name / short_desc / spec_model / alias 四字段做 LIKE %keyword% 查询，返回结果标注命中字段</w:t>
+            </w:r>
+          </w:p>
+        </w:tc>
+      </w:tr>
+      <w:tr>
+        <w:tc>
+          <w:tcPr>
+            <w:tcW w:type="dxa" w:w="2946"/>
+          </w:tcPr>
+          <w:p>
+            <w:r>
+              <w:t>数据层</w:t>
+            </w:r>
+          </w:p>
+        </w:tc>
+        <w:tc>
+          <w:tcPr>
+            <w:tcW w:type="dxa" w:w="2946"/>
+          </w:tcPr>
+          <w:p>
+            <w:r>
+              <w:t>setup_db.py</w:t>
+            </w:r>
+          </w:p>
+        </w:tc>
+        <w:tc>
+          <w:tcPr>
+            <w:tcW w:type="dxa" w:w="2946"/>
+          </w:tcPr>
+          <w:p>
+            <w:r>
+              <w:t>RAW-004 的 alias 字段写入"304,不锈板,304不锈钢"，确保纯数字"304"能在名称字段中命中</w:t>
+            </w:r>
+          </w:p>
+        </w:tc>
+      </w:tr>
+      <w:tr>
+        <w:tc>
+          <w:tcPr>
+            <w:tcW w:type="dxa" w:w="2946"/>
+          </w:tcPr>
+          <w:p>
+            <w:r>
+              <w:t>技能层</w:t>
+            </w:r>
+          </w:p>
+        </w:tc>
+        <w:tc>
+          <w:tcPr>
+            <w:tcW w:type="dxa" w:w="2946"/>
+          </w:tcPr>
+          <w:p>
+            <w:r>
+              <w:t>skills/inventory_analysis/SKILL.md</w:t>
+            </w:r>
+          </w:p>
+        </w:tc>
+        <w:tc>
+          <w:tcPr>
+            <w:tcW w:type="dxa" w:w="2946"/>
+          </w:tcPr>
+          <w:p>
+            <w:r>
+              <w:t>策略二：描述含糊时调 fuzzy_search_item，返回候选列表请用户确认，不自行猜测</w:t>
+            </w:r>
+          </w:p>
+        </w:tc>
+      </w:tr>
+    </w:tbl>
+    <w:p/>
+    <w:p>
+      <w:r>
+        <w:rPr>
+          <w:sz w:val="22"/>
+        </w:rPr>
+        <w:t>【测试3 — 模糊描述：别名/口语】</w:t>
+      </w:r>
+    </w:p>
+    <w:tbl>
+      <w:tblPr>
+        <w:tblStyle w:val="TableGrid"/>
+        <w:tblW w:type="auto" w:w="0"/>
+        <w:tblLook w:firstColumn="1" w:firstRow="1" w:lastColumn="0" w:lastRow="0" w:noHBand="0" w:noVBand="1" w:val="04A0"/>
+      </w:tblPr>
+      <w:tblGrid>
+        <w:gridCol w:w="2946"/>
+        <w:gridCol w:w="2946"/>
+        <w:gridCol w:w="2946"/>
+      </w:tblGrid>
+      <w:tr>
+        <w:tc>
+          <w:tcPr>
+            <w:tcW w:type="dxa" w:w="2946"/>
+          </w:tcPr>
+          <w:p>
+            <w:r>
+              <w:rPr>
+                <w:b/>
+              </w:rPr>
+              <w:t>层</w:t>
+            </w:r>
+          </w:p>
+        </w:tc>
+        <w:tc>
+          <w:tcPr>
+            <w:tcW w:type="dxa" w:w="2946"/>
+          </w:tcPr>
+          <w:p>
+            <w:r>
+              <w:rPr>
+                <w:b/>
+              </w:rPr>
+              <w:t>文件</w:t>
+            </w:r>
+          </w:p>
+        </w:tc>
+        <w:tc>
+          <w:tcPr>
+            <w:tcW w:type="dxa" w:w="2946"/>
+          </w:tcPr>
+          <w:p>
+            <w:r>
+              <w:rPr>
+                <w:b/>
+              </w:rPr>
+              <w:t>具体内容</w:t>
+            </w:r>
+          </w:p>
+        </w:tc>
+      </w:tr>
+      <w:tr>
+        <w:tc>
+          <w:tcPr>
+            <w:tcW w:type="dxa" w:w="2946"/>
+          </w:tcPr>
+          <w:p>
+            <w:r>
+              <w:t>数据层</w:t>
+            </w:r>
+          </w:p>
+        </w:tc>
+        <w:tc>
+          <w:tcPr>
+            <w:tcW w:type="dxa" w:w="2946"/>
+          </w:tcPr>
+          <w:p>
+            <w:r>
+              <w:t>setup_db.py</w:t>
+            </w:r>
+          </w:p>
+        </w:tc>
+        <w:tc>
+          <w:tcPr>
+            <w:tcW w:type="dxa" w:w="2946"/>
+          </w:tcPr>
+          <w:p>
+            <w:r>
+              <w:t>inventory 表新增 short_desc（俗称）和 alias（别名）两个字段</w:t>
+            </w:r>
+          </w:p>
+        </w:tc>
+      </w:tr>
+      <w:tr>
+        <w:tc>
+          <w:tcPr>
+            <w:tcW w:type="dxa" w:w="2946"/>
+          </w:tcPr>
+          <w:p>
+            <w:r>
+              <w:t>数据层</w:t>
+            </w:r>
+          </w:p>
+        </w:tc>
+        <w:tc>
+          <w:tcPr>
+            <w:tcW w:type="dxa" w:w="2946"/>
+          </w:tcPr>
+          <w:p>
+            <w:r>
+              <w:t>setup_db.py</w:t>
+            </w:r>
+          </w:p>
+        </w:tc>
+        <w:tc>
+          <w:tcPr>
+            <w:tcW w:type="dxa" w:w="2946"/>
+          </w:tcPr>
+          <w:p>
+            <w:r>
+              <w:t>SPA-020 写入 short_desc="黄油"，alias="润滑油脂,黄油,Grease"，覆盖口语和英文别名</w:t>
+            </w:r>
+          </w:p>
+        </w:tc>
+      </w:tr>
+      <w:tr>
+        <w:tc>
+          <w:tcPr>
+            <w:tcW w:type="dxa" w:w="2946"/>
+          </w:tcPr>
+          <w:p>
+            <w:r>
+              <w:t>工具层</w:t>
+            </w:r>
+          </w:p>
+        </w:tc>
+        <w:tc>
+          <w:tcPr>
+            <w:tcW w:type="dxa" w:w="2946"/>
+          </w:tcPr>
+          <w:p>
+            <w:r>
+              <w:t>mcp_server.py</w:t>
+            </w:r>
+          </w:p>
+        </w:tc>
+        <w:tc>
+          <w:tcPr>
+            <w:tcW w:type="dxa" w:w="2946"/>
+          </w:tcPr>
+          <w:p>
+            <w:r>
+              <w:t>fuzzy_search_item 搜索四字段，short_desc 字段兜底命中"黄油"</w:t>
+            </w:r>
+          </w:p>
+        </w:tc>
+      </w:tr>
+      <w:tr>
+        <w:tc>
+          <w:tcPr>
+            <w:tcW w:type="dxa" w:w="2946"/>
+          </w:tcPr>
+          <w:p>
+            <w:r>
+              <w:t>工具层</w:t>
+            </w:r>
+          </w:p>
+        </w:tc>
+        <w:tc>
+          <w:tcPr>
+            <w:tcW w:type="dxa" w:w="2946"/>
+          </w:tcPr>
+          <w:p>
+            <w:r>
+              <w:t>mcp_server.py</w:t>
+            </w:r>
+          </w:p>
+        </w:tc>
+        <w:tc>
+          <w:tcPr>
+            <w:tcW w:type="dxa" w:w="2946"/>
+          </w:tcPr>
+          <w:p>
+            <w:r>
+              <w:t>返回结果标注"命中:俗称(黄油)"，Agent 据此主动披露口语→规范名映射</w:t>
+            </w:r>
+          </w:p>
+        </w:tc>
+      </w:tr>
+    </w:tbl>
+    <w:p/>
+    <w:p>
+      <w:pPr>
+        <w:pStyle w:val="Heading2"/>
+      </w:pPr>
+      <w:r>
+        <w:rPr>
+          <w:color w:val="1F497D"/>
+        </w:rPr>
+        <w:t>三项测试总结</w:t>
+      </w:r>
+    </w:p>
+    <w:tbl>
+      <w:tblPr>
+        <w:tblStyle w:val="TableGrid"/>
+        <w:tblW w:type="auto" w:w="0"/>
+        <w:tblLook w:firstColumn="1" w:firstRow="1" w:lastColumn="0" w:lastRow="0" w:noHBand="0" w:noVBand="1" w:val="04A0"/>
+      </w:tblPr>
+      <w:tblGrid>
+        <w:gridCol w:w="1768"/>
+        <w:gridCol w:w="1768"/>
+        <w:gridCol w:w="1768"/>
+        <w:gridCol w:w="1768"/>
+        <w:gridCol w:w="1768"/>
+      </w:tblGrid>
+      <w:tr>
+        <w:tc>
+          <w:tcPr>
+            <w:tcW w:type="dxa" w:w="1768"/>
+          </w:tcPr>
+          <w:p>
+            <w:r>
+              <w:rPr>
+                <w:b/>
+              </w:rPr>
+              <w:t>测试</w:t>
+            </w:r>
+          </w:p>
+        </w:tc>
+        <w:tc>
+          <w:tcPr>
+            <w:tcW w:type="dxa" w:w="1768"/>
+          </w:tcPr>
+          <w:p>
+            <w:r>
+              <w:rPr>
+                <w:b/>
+              </w:rPr>
+              <w:t>输入</w:t>
+            </w:r>
+          </w:p>
+        </w:tc>
+        <w:tc>
+          <w:tcPr>
+            <w:tcW w:type="dxa" w:w="1768"/>
+          </w:tcPr>
+          <w:p>
+            <w:r>
+              <w:rPr>
+                <w:b/>
+              </w:rPr>
+              <w:t>触发工具</w:t>
+            </w:r>
+          </w:p>
+        </w:tc>
+        <w:tc>
+          <w:tcPr>
+            <w:tcW w:type="dxa" w:w="1768"/>
+          </w:tcPr>
+          <w:p>
+            <w:r>
+              <w:rPr>
+                <w:b/>
+              </w:rPr>
+              <w:t>命中字段</w:t>
+            </w:r>
+          </w:p>
+        </w:tc>
+        <w:tc>
+          <w:tcPr>
+            <w:tcW w:type="dxa" w:w="1768"/>
+          </w:tcPr>
+          <w:p>
+            <w:r>
+              <w:rPr>
+                <w:b/>
+              </w:rPr>
+              <w:t>结果</w:t>
+            </w:r>
+          </w:p>
+        </w:tc>
+      </w:tr>
+      <w:tr>
+        <w:tc>
+          <w:tcPr>
+            <w:tcW w:type="dxa" w:w="1768"/>
+          </w:tcPr>
+          <w:p>
+            <w:r>
+              <w:t>1 大数据分层查询</w:t>
+            </w:r>
+          </w:p>
+        </w:tc>
+        <w:tc>
+          <w:tcPr>
+            <w:tcW w:type="dxa" w:w="1768"/>
+          </w:tcPr>
+          <w:p>
+            <w:r>
+              <w:t>库存整体情况，备件重点看</w:t>
+            </w:r>
+          </w:p>
+        </w:tc>
+        <w:tc>
+          <w:tcPr>
+            <w:tcW w:type="dxa" w:w="1768"/>
+          </w:tcPr>
+          <w:p>
+            <w:r>
+              <w:t>summary → category_detail</w:t>
+            </w:r>
+          </w:p>
+        </w:tc>
+        <w:tc>
+          <w:tcPr>
+            <w:tcW w:type="dxa" w:w="1768"/>
+          </w:tcPr>
+          <w:p>
+            <w:r>
+              <w:t>—</w:t>
+            </w:r>
+          </w:p>
+        </w:tc>
+        <w:tc>
+          <w:tcPr>
+            <w:tcW w:type="dxa" w:w="1768"/>
+          </w:tcPr>
+          <w:p>
+            <w:r>
+              <w:t>✅ 两工具同轮连调，15/20条+提示续查</w:t>
+            </w:r>
+          </w:p>
+        </w:tc>
+      </w:tr>
+      <w:tr>
+        <w:tc>
+          <w:tcPr>
+            <w:tcW w:type="dxa" w:w="1768"/>
+          </w:tcPr>
+          <w:p>
+            <w:r>
+              <w:t>2 模糊描述：数字型</w:t>
+            </w:r>
+          </w:p>
+        </w:tc>
+        <w:tc>
+          <w:tcPr>
+            <w:tcW w:type="dxa" w:w="1768"/>
+          </w:tcPr>
+          <w:p>
+            <w:r>
+              <w:t>304的库存情况怎么样</w:t>
+            </w:r>
+          </w:p>
+        </w:tc>
+        <w:tc>
+          <w:tcPr>
+            <w:tcW w:type="dxa" w:w="1768"/>
+          </w:tcPr>
+          <w:p>
+            <w:r>
+              <w:t>fuzzy_search_item</w:t>
+            </w:r>
+          </w:p>
+        </w:tc>
+        <w:tc>
+          <w:tcPr>
+            <w:tcW w:type="dxa" w:w="1768"/>
+          </w:tcPr>
+          <w:p>
+            <w:r>
+              <w:t>item_name</w:t>
+            </w:r>
+          </w:p>
+        </w:tc>
+        <w:tc>
+          <w:tcPr>
+            <w:tcW w:type="dxa" w:w="1768"/>
+          </w:tcPr>
+          <w:p>
+            <w:r>
+              <w:t>✅ 命中RAW-004，候选确认流程</w:t>
+            </w:r>
+          </w:p>
+        </w:tc>
+      </w:tr>
+      <w:tr>
+        <w:tc>
+          <w:tcPr>
+            <w:tcW w:type="dxa" w:w="1768"/>
+          </w:tcPr>
+          <w:p>
+            <w:r>
+              <w:t>3 模糊描述：别名/口语</w:t>
+            </w:r>
+          </w:p>
+        </w:tc>
+        <w:tc>
+          <w:tcPr>
+            <w:tcW w:type="dxa" w:w="1768"/>
+          </w:tcPr>
+          <w:p>
+            <w:r>
+              <w:t>黄油还有多少</w:t>
+            </w:r>
+          </w:p>
+        </w:tc>
+        <w:tc>
+          <w:tcPr>
+            <w:tcW w:type="dxa" w:w="1768"/>
+          </w:tcPr>
+          <w:p>
+            <w:r>
+              <w:t>fuzzy_search_item</w:t>
+            </w:r>
+          </w:p>
+        </w:tc>
+        <w:tc>
+          <w:tcPr>
+            <w:tcW w:type="dxa" w:w="1768"/>
+          </w:tcPr>
+          <w:p>
+            <w:r>
+              <w:t>short_desc</w:t>
+            </w:r>
+          </w:p>
+        </w:tc>
+        <w:tc>
+          <w:tcPr>
+            <w:tcW w:type="dxa" w:w="1768"/>
+          </w:tcPr>
+          <w:p>
+            <w:r>
+              <w:t>✅ 命中SPA-020，自动标注规范名</w:t>
+            </w:r>
+          </w:p>
+        </w:tc>
+      </w:tr>
+    </w:tbl>
+    <w:p/>
+    <w:p>
+      <w:r>
+        <w:rPr>
+          <w:sz w:val="22"/>
+        </w:rPr>
+        <w:t>核心结论：多字段模糊搜索（名称+俗称+规格+别名）+ SKILL.md 分层指令，能够覆盖钢厂现场人员的真实表达习惯，无需用户了解系统内的规范物料代码。</w:t>
+      </w:r>
+    </w:p>
     <w:sectPr>
       <w:pgSz w:w="12240" w:h="15840"/>
       <w:pgMar w:top="1417" w:right="1701" w:bottom="1417" w:left="1701" w:header="720" w:footer="720" w:gutter="0"/>
